--- a/RepuestoPOS_Documentacion.docx
+++ b/RepuestoPOS_Documentacion.docx
@@ -4094,6 +4094,640 @@
           </w:p>
         </w:tc>
       </w:tr>
+      <w:tr>
+        <w:tc>
+          <w:tcPr>
+            <w:tcW w:type="dxa" w:w="3400"/>
+            <w:tcBorders>
+              <w:top w:val="single" w:color="D0D0D0" w:sz="4"/>
+              <w:left w:val="single" w:color="D0D0D0" w:sz="4"/>
+              <w:bottom w:val="single" w:color="D0D0D0" w:sz="4"/>
+              <w:right w:val="single" w:color="D0D0D0" w:sz="4"/>
+            </w:tcBorders>
+            <w:shd w:fill="FFFFFF" w:color="auto" w:val="clear"/>
+            <w:tcMar>
+              <w:top w:type="dxa" w:w="60"/>
+              <w:left w:type="dxa" w:w="100"/>
+              <w:bottom w:type="dxa" w:w="60"/>
+              <w:right w:type="dxa" w:w="100"/>
+            </w:tcMar>
+          </w:tcPr>
+          <w:p>
+            <w:r>
+              <w:rPr>
+                <w:rFonts w:ascii="Arial" w:cs="Arial" w:eastAsia="Arial" w:hAnsi="Arial"/>
+                <w:color w:val="333333"/>
+                <w:sz w:val="19"/>
+                <w:szCs w:val="19"/>
+              </w:rPr>
+              <w:t xml:space="preserve">⧉ Similar</w:t>
+            </w:r>
+          </w:p>
+        </w:tc>
+        <w:tc>
+          <w:tcPr>
+            <w:tcW w:type="dxa" w:w="5960"/>
+            <w:tcBorders>
+              <w:top w:val="single" w:color="D0D0D0" w:sz="4"/>
+              <w:left w:val="single" w:color="D0D0D0" w:sz="4"/>
+              <w:bottom w:val="single" w:color="D0D0D0" w:sz="4"/>
+              <w:right w:val="single" w:color="D0D0D0" w:sz="4"/>
+            </w:tcBorders>
+            <w:shd w:fill="FFFFFF" w:color="auto" w:val="clear"/>
+            <w:tcMar>
+              <w:top w:type="dxa" w:w="60"/>
+              <w:left w:type="dxa" w:w="100"/>
+              <w:bottom w:type="dxa" w:w="60"/>
+              <w:right w:type="dxa" w:w="100"/>
+            </w:tcMar>
+          </w:tcPr>
+          <w:p>
+            <w:r>
+              <w:rPr>
+                <w:rFonts w:ascii="Arial" w:cs="Arial" w:eastAsia="Arial" w:hAnsi="Arial"/>
+                <w:color w:val="333333"/>
+                <w:sz w:val="19"/>
+                <w:szCs w:val="19"/>
+              </w:rPr>
+              <w:t xml:space="preserve">Abre "Nuevo producto" con los datos de otro (para variantes del mismo repuesto). Código y stock quedan vacíos.</w:t>
+            </w:r>
+          </w:p>
+        </w:tc>
+      </w:tr>
+    </w:tbl>
+    <w:p>
+      <w:pPr>
+        <w:spacing w:after="80" w:before="200"/>
+      </w:pPr>
+      <w:r>
+        <w:rPr>
+          <w:rFonts w:ascii="Arial" w:cs="Arial" w:eastAsia="Arial" w:hAnsi="Arial"/>
+          <w:b/>
+          <w:bCs/>
+          <w:color w:val="333333"/>
+          <w:sz w:val="22"/>
+          <w:szCs w:val="22"/>
+        </w:rPr>
+        <w:t xml:space="preserve">⚡ Carga rápida con escáner</w:t>
+      </w:r>
+    </w:p>
+    <w:p>
+      <w:pPr>
+        <w:spacing w:after="120" w:line="276"/>
+      </w:pPr>
+      <w:r>
+        <w:rPr>
+          <w:rFonts w:ascii="Arial" w:cs="Arial" w:eastAsia="Arial" w:hAnsi="Arial"/>
+          <w:color w:val="333333"/>
+          <w:sz w:val="20"/>
+          <w:szCs w:val="20"/>
+        </w:rPr>
+        <w:t xml:space="preserve">Para cuando llega mercadería o para recorrer las estanterías cargando productos. Se usa sin mouse:</w:t>
+      </w:r>
+    </w:p>
+    <w:p>
+      <w:pPr>
+        <w:pStyle w:val="ListParagraph"/>
+        <w:numPr>
+          <w:ilvl w:val="0"/>
+          <w:numId w:val="2"/>
+        </w:numPr>
+        <w:spacing w:after="60" w:line="276"/>
+      </w:pPr>
+      <w:r>
+        <w:rPr>
+          <w:rFonts w:ascii="Arial" w:cs="Arial" w:eastAsia="Arial" w:hAnsi="Arial"/>
+          <w:color w:val="333333"/>
+          <w:sz w:val="20"/>
+          <w:szCs w:val="20"/>
+        </w:rPr>
+        <w:t xml:space="preserve">Arriba se elige </w:t>
+      </w:r>
+      <w:r>
+        <w:rPr>
+          <w:rFonts w:ascii="Arial" w:cs="Arial" w:eastAsia="Arial" w:hAnsi="Arial"/>
+          <w:b/>
+          <w:bCs/>
+          <w:color w:val="333333"/>
+          <w:sz w:val="20"/>
+          <w:szCs w:val="20"/>
+        </w:rPr>
+        <w:t xml:space="preserve">dónde se suma</w:t>
+      </w:r>
+      <w:r>
+        <w:rPr>
+          <w:rFonts w:ascii="Arial" w:cs="Arial" w:eastAsia="Arial" w:hAnsi="Arial"/>
+          <w:color w:val="333333"/>
+          <w:sz w:val="20"/>
+          <w:szCs w:val="20"/>
+        </w:rPr>
+        <w:t xml:space="preserve"> (negocio o depósito), la </w:t>
+      </w:r>
+      <w:r>
+        <w:rPr>
+          <w:rFonts w:ascii="Arial" w:cs="Arial" w:eastAsia="Arial" w:hAnsi="Arial"/>
+          <w:b/>
+          <w:bCs/>
+          <w:color w:val="333333"/>
+          <w:sz w:val="20"/>
+          <w:szCs w:val="20"/>
+        </w:rPr>
+        <w:t xml:space="preserve">cantidad por escaneo</w:t>
+      </w:r>
+      <w:r>
+        <w:rPr>
+          <w:rFonts w:ascii="Arial" w:cs="Arial" w:eastAsia="Arial" w:hAnsi="Arial"/>
+          <w:color w:val="333333"/>
+          <w:sz w:val="20"/>
+          <w:szCs w:val="20"/>
+        </w:rPr>
+        <w:t xml:space="preserve"> y el </w:t>
+      </w:r>
+      <w:r>
+        <w:rPr>
+          <w:rFonts w:ascii="Arial" w:cs="Arial" w:eastAsia="Arial" w:hAnsi="Arial"/>
+          <w:b/>
+          <w:bCs/>
+          <w:color w:val="333333"/>
+          <w:sz w:val="20"/>
+          <w:szCs w:val="20"/>
+        </w:rPr>
+        <w:t xml:space="preserve">% de ganancia</w:t>
+      </w:r>
+      <w:r>
+        <w:rPr>
+          <w:rFonts w:ascii="Arial" w:cs="Arial" w:eastAsia="Arial" w:hAnsi="Arial"/>
+          <w:color w:val="333333"/>
+          <w:sz w:val="20"/>
+          <w:szCs w:val="20"/>
+        </w:rPr>
+        <w:t xml:space="preserve"> para productos nuevos (se recuerdan).</w:t>
+      </w:r>
+    </w:p>
+    <w:p>
+      <w:pPr>
+        <w:pStyle w:val="ListParagraph"/>
+        <w:numPr>
+          <w:ilvl w:val="0"/>
+          <w:numId w:val="2"/>
+        </w:numPr>
+        <w:spacing w:after="60" w:line="276"/>
+      </w:pPr>
+      <w:r>
+        <w:rPr>
+          <w:rFonts w:ascii="Arial" w:cs="Arial" w:eastAsia="Arial" w:hAnsi="Arial"/>
+          <w:color w:val="333333"/>
+          <w:sz w:val="20"/>
+          <w:szCs w:val="20"/>
+        </w:rPr>
+        <w:t xml:space="preserve">Se escanea el código de barras. Si el producto </w:t>
+      </w:r>
+      <w:r>
+        <w:rPr>
+          <w:rFonts w:ascii="Arial" w:cs="Arial" w:eastAsia="Arial" w:hAnsi="Arial"/>
+          <w:b/>
+          <w:bCs/>
+          <w:color w:val="333333"/>
+          <w:sz w:val="20"/>
+          <w:szCs w:val="20"/>
+        </w:rPr>
+        <w:t xml:space="preserve">ya existe</w:t>
+      </w:r>
+      <w:r>
+        <w:rPr>
+          <w:rFonts w:ascii="Arial" w:cs="Arial" w:eastAsia="Arial" w:hAnsi="Arial"/>
+          <w:color w:val="333333"/>
+          <w:sz w:val="20"/>
+          <w:szCs w:val="20"/>
+        </w:rPr>
+        <w:t xml:space="preserve">, se le suma la cantidad </w:t>
+      </w:r>
+      <w:r>
+        <w:rPr>
+          <w:rFonts w:ascii="Arial" w:cs="Arial" w:eastAsia="Arial" w:hAnsi="Arial"/>
+          <w:b/>
+          <w:bCs/>
+          <w:color w:val="333333"/>
+          <w:sz w:val="20"/>
+          <w:szCs w:val="20"/>
+        </w:rPr>
+        <w:t xml:space="preserve">en la base</w:t>
+      </w:r>
+      <w:r>
+        <w:rPr>
+          <w:rFonts w:ascii="Arial" w:cs="Arial" w:eastAsia="Arial" w:hAnsi="Arial"/>
+          <w:color w:val="333333"/>
+          <w:sz w:val="20"/>
+          <w:szCs w:val="20"/>
+        </w:rPr>
+        <w:t xml:space="preserve"> (función </w:t>
+      </w:r>
+      <w:r>
+        <w:rPr>
+          <w:rFonts w:ascii="Courier New" w:cs="Courier New" w:eastAsia="Courier New" w:hAnsi="Courier New"/>
+          <w:color w:val="333333"/>
+          <w:sz w:val="19"/>
+          <w:szCs w:val="19"/>
+        </w:rPr>
+        <w:t xml:space="preserve">ajustar_stock</w:t>
+      </w:r>
+      <w:r>
+        <w:rPr>
+          <w:rFonts w:ascii="Arial" w:cs="Arial" w:eastAsia="Arial" w:hAnsi="Arial"/>
+          <w:color w:val="333333"/>
+          <w:sz w:val="20"/>
+          <w:szCs w:val="20"/>
+        </w:rPr>
+        <w:t xml:space="preserve">): no pisa lo vendido por otras cajas.</w:t>
+      </w:r>
+    </w:p>
+    <w:p>
+      <w:pPr>
+        <w:pStyle w:val="ListParagraph"/>
+        <w:numPr>
+          <w:ilvl w:val="0"/>
+          <w:numId w:val="2"/>
+        </w:numPr>
+        <w:spacing w:after="60" w:line="276"/>
+      </w:pPr>
+      <w:r>
+        <w:rPr>
+          <w:rFonts w:ascii="Arial" w:cs="Arial" w:eastAsia="Arial" w:hAnsi="Arial"/>
+          <w:color w:val="333333"/>
+          <w:sz w:val="20"/>
+          <w:szCs w:val="20"/>
+        </w:rPr>
+        <w:t xml:space="preserve">Si el código </w:t>
+      </w:r>
+      <w:r>
+        <w:rPr>
+          <w:rFonts w:ascii="Arial" w:cs="Arial" w:eastAsia="Arial" w:hAnsi="Arial"/>
+          <w:b/>
+          <w:bCs/>
+          <w:color w:val="333333"/>
+          <w:sz w:val="20"/>
+          <w:szCs w:val="20"/>
+        </w:rPr>
+        <w:t xml:space="preserve">no existe</w:t>
+      </w:r>
+      <w:r>
+        <w:rPr>
+          <w:rFonts w:ascii="Arial" w:cs="Arial" w:eastAsia="Arial" w:hAnsi="Arial"/>
+          <w:color w:val="333333"/>
+          <w:sz w:val="20"/>
+          <w:szCs w:val="20"/>
+        </w:rPr>
+        <w:t xml:space="preserve">, se abre un formulario corto: nombre, categoría (recuerda la última), costo y precio (se calcula solo con el % de ganancia, redondeado a pesos). </w:t>
+      </w:r>
+      <w:r>
+        <w:rPr>
+          <w:rFonts w:ascii="Arial" w:cs="Arial" w:eastAsia="Arial" w:hAnsi="Arial"/>
+          <w:b/>
+          <w:bCs/>
+          <w:color w:val="333333"/>
+          <w:sz w:val="20"/>
+          <w:szCs w:val="20"/>
+        </w:rPr>
+        <w:t xml:space="preserve">Enter</w:t>
+      </w:r>
+      <w:r>
+        <w:rPr>
+          <w:rFonts w:ascii="Arial" w:cs="Arial" w:eastAsia="Arial" w:hAnsi="Arial"/>
+          <w:color w:val="333333"/>
+          <w:sz w:val="20"/>
+          <w:szCs w:val="20"/>
+        </w:rPr>
+        <w:t xml:space="preserve"> guarda, </w:t>
+      </w:r>
+      <w:r>
+        <w:rPr>
+          <w:rFonts w:ascii="Arial" w:cs="Arial" w:eastAsia="Arial" w:hAnsi="Arial"/>
+          <w:b/>
+          <w:bCs/>
+          <w:color w:val="333333"/>
+          <w:sz w:val="20"/>
+          <w:szCs w:val="20"/>
+        </w:rPr>
+        <w:t xml:space="preserve">Esc</w:t>
+      </w:r>
+      <w:r>
+        <w:rPr>
+          <w:rFonts w:ascii="Arial" w:cs="Arial" w:eastAsia="Arial" w:hAnsi="Arial"/>
+          <w:color w:val="333333"/>
+          <w:sz w:val="20"/>
+          <w:szCs w:val="20"/>
+        </w:rPr>
+        <w:t xml:space="preserve"> cancela.</w:t>
+      </w:r>
+    </w:p>
+    <w:p>
+      <w:pPr>
+        <w:pStyle w:val="ListParagraph"/>
+        <w:numPr>
+          <w:ilvl w:val="0"/>
+          <w:numId w:val="2"/>
+        </w:numPr>
+        <w:spacing w:after="60" w:line="276"/>
+      </w:pPr>
+      <w:r>
+        <w:rPr>
+          <w:rFonts w:ascii="Arial" w:cs="Arial" w:eastAsia="Arial" w:hAnsi="Arial"/>
+          <w:b/>
+          <w:bCs/>
+          <w:color w:val="333333"/>
+          <w:sz w:val="20"/>
+          <w:szCs w:val="20"/>
+        </w:rPr>
+        <w:t xml:space="preserve">"+ Producto sin código de barras"</w:t>
+      </w:r>
+      <w:r>
+        <w:rPr>
+          <w:rFonts w:ascii="Arial" w:cs="Arial" w:eastAsia="Arial" w:hAnsi="Arial"/>
+          <w:color w:val="333333"/>
+          <w:sz w:val="20"/>
+          <w:szCs w:val="20"/>
+        </w:rPr>
+        <w:t xml:space="preserve"> abre el mismo formulario sin código.</w:t>
+      </w:r>
+    </w:p>
+    <w:p>
+      <w:pPr>
+        <w:pStyle w:val="ListParagraph"/>
+        <w:numPr>
+          <w:ilvl w:val="0"/>
+          <w:numId w:val="2"/>
+        </w:numPr>
+        <w:spacing w:after="60" w:line="276"/>
+      </w:pPr>
+      <w:r>
+        <w:rPr>
+          <w:rFonts w:ascii="Arial" w:cs="Arial" w:eastAsia="Arial" w:hAnsi="Arial"/>
+          <w:color w:val="333333"/>
+          <w:sz w:val="20"/>
+          <w:szCs w:val="20"/>
+        </w:rPr>
+        <w:t xml:space="preserve">Abajo queda la lista de lo cargado en la sesión, con el stock actual y un botón </w:t>
+      </w:r>
+      <w:r>
+        <w:rPr>
+          <w:rFonts w:ascii="Arial" w:cs="Arial" w:eastAsia="Arial" w:hAnsi="Arial"/>
+          <w:b/>
+          <w:bCs/>
+          <w:color w:val="333333"/>
+          <w:sz w:val="20"/>
+          <w:szCs w:val="20"/>
+        </w:rPr>
+        <w:t xml:space="preserve">Deshacer</w:t>
+      </w:r>
+      <w:r>
+        <w:rPr>
+          <w:rFonts w:ascii="Arial" w:cs="Arial" w:eastAsia="Arial" w:hAnsi="Arial"/>
+          <w:color w:val="333333"/>
+          <w:sz w:val="20"/>
+          <w:szCs w:val="20"/>
+        </w:rPr>
+        <w:t xml:space="preserve"> por operación (un producto recién creado se da de baja).</w:t>
+      </w:r>
+    </w:p>
+    <w:p>
+      <w:pPr>
+        <w:spacing w:after="80" w:before="200"/>
+      </w:pPr>
+      <w:r>
+        <w:rPr>
+          <w:rFonts w:ascii="Arial" w:cs="Arial" w:eastAsia="Arial" w:hAnsi="Arial"/>
+          <w:b/>
+          <w:bCs/>
+          <w:color w:val="333333"/>
+          <w:sz w:val="22"/>
+          <w:szCs w:val="22"/>
+        </w:rPr>
+        <w:t xml:space="preserve">📥 Importar productos</w:t>
+      </w:r>
+    </w:p>
+    <w:p>
+      <w:pPr>
+        <w:spacing w:after="120" w:line="276"/>
+      </w:pPr>
+      <w:r>
+        <w:rPr>
+          <w:rFonts w:ascii="Arial" w:cs="Arial" w:eastAsia="Arial" w:hAnsi="Arial"/>
+          <w:color w:val="333333"/>
+          <w:sz w:val="20"/>
+          <w:szCs w:val="20"/>
+        </w:rPr>
+        <w:t xml:space="preserve">Carga masiva desde un Excel (.xlsx/.xls), un CSV, o una tabla </w:t>
+      </w:r>
+      <w:r>
+        <w:rPr>
+          <w:rFonts w:ascii="Arial" w:cs="Arial" w:eastAsia="Arial" w:hAnsi="Arial"/>
+          <w:b/>
+          <w:bCs/>
+          <w:color w:val="333333"/>
+          <w:sz w:val="20"/>
+          <w:szCs w:val="20"/>
+        </w:rPr>
+        <w:t xml:space="preserve">pegada</w:t>
+      </w:r>
+      <w:r>
+        <w:rPr>
+          <w:rFonts w:ascii="Arial" w:cs="Arial" w:eastAsia="Arial" w:hAnsi="Arial"/>
+          <w:color w:val="333333"/>
+          <w:sz w:val="20"/>
+          <w:szCs w:val="20"/>
+        </w:rPr>
+        <w:t xml:space="preserve"> desde un PDF, mail o WhatsApp. Tres pasos:</w:t>
+      </w:r>
+    </w:p>
+    <w:p>
+      <w:pPr>
+        <w:pStyle w:val="ListParagraph"/>
+        <w:numPr>
+          <w:ilvl w:val="0"/>
+          <w:numId w:val="5"/>
+        </w:numPr>
+        <w:spacing w:after="60" w:line="276"/>
+      </w:pPr>
+      <w:r>
+        <w:rPr>
+          <w:rFonts w:ascii="Arial" w:cs="Arial" w:eastAsia="Arial" w:hAnsi="Arial"/>
+          <w:b/>
+          <w:bCs/>
+          <w:color w:val="333333"/>
+          <w:sz w:val="20"/>
+          <w:szCs w:val="20"/>
+        </w:rPr>
+        <w:t xml:space="preserve">Qué columna es cada dato.</w:t>
+      </w:r>
+      <w:r>
+        <w:rPr>
+          <w:rFonts w:ascii="Arial" w:cs="Arial" w:eastAsia="Arial" w:hAnsi="Arial"/>
+          <w:color w:val="333333"/>
+          <w:sz w:val="20"/>
+          <w:szCs w:val="20"/>
+        </w:rPr>
+        <w:t xml:space="preserve"> La app lo adivina por los títulos ("Cód.", "Descripción", "P. Lista", "Cant."…) o, si no hay títulos, por el contenido. Se corrige a mano si hace falta.</w:t>
+      </w:r>
+    </w:p>
+    <w:p>
+      <w:pPr>
+        <w:pStyle w:val="ListParagraph"/>
+        <w:numPr>
+          <w:ilvl w:val="0"/>
+          <w:numId w:val="5"/>
+        </w:numPr>
+        <w:spacing w:after="60" w:line="276"/>
+      </w:pPr>
+      <w:r>
+        <w:rPr>
+          <w:rFonts w:ascii="Arial" w:cs="Arial" w:eastAsia="Arial" w:hAnsi="Arial"/>
+          <w:b/>
+          <w:bCs/>
+          <w:color w:val="333333"/>
+          <w:sz w:val="20"/>
+          <w:szCs w:val="20"/>
+        </w:rPr>
+        <w:t xml:space="preserve">Opciones.</w:t>
+      </w:r>
+      <w:r>
+        <w:rPr>
+          <w:rFonts w:ascii="Arial" w:cs="Arial" w:eastAsia="Arial" w:hAnsi="Arial"/>
+          <w:color w:val="333333"/>
+          <w:sz w:val="20"/>
+          <w:szCs w:val="20"/>
+        </w:rPr>
+        <w:t xml:space="preserve"> Qué hacer con los productos que ya existen (se reconocen por código de barras, o por nombre exacto si no tienen código): actualizar costo y precio, sumar stock, ambas cosas, o no tocarlos. % de ganancia para calcular el precio cuando solo viene el costo. Categoría por defecto y si se crean las categorías que no existen.</w:t>
+      </w:r>
+    </w:p>
+    <w:p>
+      <w:pPr>
+        <w:pStyle w:val="ListParagraph"/>
+        <w:numPr>
+          <w:ilvl w:val="0"/>
+          <w:numId w:val="5"/>
+        </w:numPr>
+        <w:spacing w:after="60" w:line="276"/>
+      </w:pPr>
+      <w:r>
+        <w:rPr>
+          <w:rFonts w:ascii="Arial" w:cs="Arial" w:eastAsia="Arial" w:hAnsi="Arial"/>
+          <w:b/>
+          <w:bCs/>
+          <w:color w:val="333333"/>
+          <w:sz w:val="20"/>
+          <w:szCs w:val="20"/>
+        </w:rPr>
+        <w:t xml:space="preserve">Vista previa</w:t>
+      </w:r>
+      <w:r>
+        <w:rPr>
+          <w:rFonts w:ascii="Arial" w:cs="Arial" w:eastAsia="Arial" w:hAnsi="Arial"/>
+          <w:color w:val="333333"/>
+          <w:sz w:val="20"/>
+          <w:szCs w:val="20"/>
+        </w:rPr>
+        <w:t xml:space="preserve"> de cada fila: NUEVO, ACTUALIZA, SIN CAMBIOS o ERROR (con el motivo: falta nombre, número inválido, código repetido…). Las filas con error no se importan.</w:t>
+      </w:r>
+    </w:p>
+    <w:p>
+      <w:pPr>
+        <w:spacing w:after="120" w:line="276"/>
+      </w:pPr>
+      <w:r>
+        <w:rPr>
+          <w:rFonts w:ascii="Arial" w:cs="Arial" w:eastAsia="Arial" w:hAnsi="Arial"/>
+          <w:color w:val="333333"/>
+          <w:sz w:val="20"/>
+          <w:szCs w:val="20"/>
+        </w:rPr>
+        <w:t xml:space="preserve">Entiende números en formato argentino ("$ 1.234,50", "15.000") e internacional, y CSV guardados por Excel en Windows. </w:t>
+      </w:r>
+      <w:r>
+        <w:rPr>
+          <w:rFonts w:ascii="Arial" w:cs="Arial" w:eastAsia="Arial" w:hAnsi="Arial"/>
+          <w:b/>
+          <w:bCs/>
+          <w:color w:val="333333"/>
+          <w:sz w:val="20"/>
+          <w:szCs w:val="20"/>
+        </w:rPr>
+        <w:t xml:space="preserve">"Descargar plantilla Excel"</w:t>
+      </w:r>
+      <w:r>
+        <w:rPr>
+          <w:rFonts w:ascii="Arial" w:cs="Arial" w:eastAsia="Arial" w:hAnsi="Arial"/>
+          <w:color w:val="333333"/>
+          <w:sz w:val="20"/>
+          <w:szCs w:val="20"/>
+        </w:rPr>
+        <w:t xml:space="preserve"> baja un modelo con las columnas para que lo complete el cliente o un proveedor.</w:t>
+      </w:r>
+    </w:p>
+    <w:tbl>
+      <w:tblPr>
+        <w:tblW w:type="dxa" w:w="9360"/>
+        <w:tblBorders>
+          <w:top w:val="single" w:color="auto" w:sz="4"/>
+          <w:left w:val="single" w:color="auto" w:sz="4"/>
+          <w:bottom w:val="single" w:color="auto" w:sz="4"/>
+          <w:right w:val="single" w:color="auto" w:sz="4"/>
+          <w:insideH w:val="single" w:color="auto" w:sz="4"/>
+          <w:insideV w:val="single" w:color="auto" w:sz="4"/>
+        </w:tblBorders>
+      </w:tblPr>
+      <w:tblGrid>
+        <w:gridCol w:w="9360"/>
+      </w:tblGrid>
+      <w:tr>
+        <w:tc>
+          <w:tcPr>
+            <w:tcW w:type="dxa" w:w="9360"/>
+            <w:tcBorders>
+              <w:top w:val="single" w:color="1E7A34" w:sz="12"/>
+              <w:left w:val="single" w:color="1E7A34" w:sz="12"/>
+              <w:bottom w:val="single" w:color="1E7A34" w:sz="12"/>
+              <w:right w:val="single" w:color="1E7A34" w:sz="12"/>
+            </w:tcBorders>
+            <w:shd w:fill="E8F4E8" w:color="auto" w:val="clear"/>
+            <w:tcMar>
+              <w:top w:type="dxa" w:w="120"/>
+              <w:left w:type="dxa" w:w="160"/>
+              <w:bottom w:type="dxa" w:w="120"/>
+              <w:right w:type="dxa" w:w="160"/>
+            </w:tcMar>
+          </w:tcPr>
+          <w:p>
+            <w:pPr>
+              <w:spacing w:after="80"/>
+            </w:pPr>
+            <w:r>
+              <w:rPr>
+                <w:rFonts w:ascii="Arial" w:cs="Arial" w:eastAsia="Arial" w:hAnsi="Arial"/>
+                <w:b/>
+                <w:bCs/>
+                <w:color w:val="1E7A34"/>
+                <w:sz w:val="20"/>
+                <w:szCs w:val="20"/>
+              </w:rPr>
+              <w:t xml:space="preserve">💡 Si el proveedor no manda listas</w:t>
+            </w:r>
+          </w:p>
+          <w:p>
+            <w:pPr>
+              <w:spacing w:after="60"/>
+            </w:pPr>
+            <w:r>
+              <w:rPr>
+                <w:rFonts w:ascii="Arial" w:cs="Arial" w:eastAsia="Arial" w:hAnsi="Arial"/>
+                <w:color w:val="333333"/>
+                <w:sz w:val="20"/>
+                <w:szCs w:val="20"/>
+              </w:rPr>
+              <w:t xml:space="preserve">Cada compra trae factura o remito. Una foto de ese papel se puede transcribir a la plantilla (por ejemplo, con ayuda de Claude) e importar: los productos nuevos se crean y a los existentes se les suma el stock.</w:t>
+            </w:r>
+          </w:p>
+        </w:tc>
+      </w:tr>
     </w:tbl>
     <w:p>
       <w:pPr>
@@ -6098,6 +6732,66 @@
                 <w:sz w:val="19"/>
                 <w:szCs w:val="19"/>
               </w:rPr>
+              <w:t xml:space="preserve">ajustar_stock(p_items)</w:t>
+            </w:r>
+          </w:p>
+        </w:tc>
+        <w:tc>
+          <w:tcPr>
+            <w:tcW w:type="dxa" w:w="5960"/>
+            <w:tcBorders>
+              <w:top w:val="single" w:color="D0D0D0" w:sz="4"/>
+              <w:left w:val="single" w:color="D0D0D0" w:sz="4"/>
+              <w:bottom w:val="single" w:color="D0D0D0" w:sz="4"/>
+              <w:right w:val="single" w:color="D0D0D0" w:sz="4"/>
+            </w:tcBorders>
+            <w:shd w:fill="F5F5F5" w:color="auto" w:val="clear"/>
+            <w:tcMar>
+              <w:top w:type="dxa" w:w="60"/>
+              <w:left w:type="dxa" w:w="100"/>
+              <w:bottom w:type="dxa" w:w="60"/>
+              <w:right w:type="dxa" w:w="100"/>
+            </w:tcMar>
+          </w:tcPr>
+          <w:p>
+            <w:r>
+              <w:rPr>
+                <w:rFonts w:ascii="Arial" w:cs="Arial" w:eastAsia="Arial" w:hAnsi="Arial"/>
+                <w:color w:val="333333"/>
+                <w:sz w:val="19"/>
+                <w:szCs w:val="19"/>
+              </w:rPr>
+              <w:t xml:space="preserve">Suma (o resta) stock en lote sobre el valor de la base. La usan la carga rápida, el importador y "Deshacer".</w:t>
+            </w:r>
+          </w:p>
+        </w:tc>
+      </w:tr>
+      <w:tr>
+        <w:tc>
+          <w:tcPr>
+            <w:tcW w:type="dxa" w:w="3400"/>
+            <w:tcBorders>
+              <w:top w:val="single" w:color="D0D0D0" w:sz="4"/>
+              <w:left w:val="single" w:color="D0D0D0" w:sz="4"/>
+              <w:bottom w:val="single" w:color="D0D0D0" w:sz="4"/>
+              <w:right w:val="single" w:color="D0D0D0" w:sz="4"/>
+            </w:tcBorders>
+            <w:shd w:fill="FFFFFF" w:color="auto" w:val="clear"/>
+            <w:tcMar>
+              <w:top w:type="dxa" w:w="60"/>
+              <w:left w:type="dxa" w:w="100"/>
+              <w:bottom w:type="dxa" w:w="60"/>
+              <w:right w:type="dxa" w:w="100"/>
+            </w:tcMar>
+          </w:tcPr>
+          <w:p>
+            <w:r>
+              <w:rPr>
+                <w:rFonts w:ascii="Courier New" w:cs="Courier New" w:eastAsia="Courier New" w:hAnsi="Courier New"/>
+                <w:color w:val="333333"/>
+                <w:sz w:val="19"/>
+                <w:szCs w:val="19"/>
+              </w:rPr>
               <w:t xml:space="preserve">stocks_de_venta(p_venta_id)</w:t>
             </w:r>
           </w:p>
@@ -6111,7 +6805,7 @@
               <w:bottom w:val="single" w:color="D0D0D0" w:sz="4"/>
               <w:right w:val="single" w:color="D0D0D0" w:sz="4"/>
             </w:tcBorders>
-            <w:shd w:fill="F5F5F5" w:color="auto" w:val="clear"/>
+            <w:shd w:fill="FFFFFF" w:color="auto" w:val="clear"/>
             <w:tcMar>
               <w:top w:type="dxa" w:w="60"/>
               <w:left w:type="dxa" w:w="100"/>
@@ -7966,7 +8660,7 @@
         <w:pStyle w:val="ListParagraph"/>
         <w:numPr>
           <w:ilvl w:val="0"/>
-          <w:numId w:val="5"/>
+          <w:numId w:val="6"/>
         </w:numPr>
         <w:spacing w:after="60" w:line="276"/>
       </w:pPr>
@@ -8005,7 +8699,7 @@
         <w:pStyle w:val="ListParagraph"/>
         <w:numPr>
           <w:ilvl w:val="0"/>
-          <w:numId w:val="5"/>
+          <w:numId w:val="6"/>
         </w:numPr>
         <w:spacing w:after="60" w:line="276"/>
       </w:pPr>
@@ -8078,7 +8772,7 @@
         <w:pStyle w:val="ListParagraph"/>
         <w:numPr>
           <w:ilvl w:val="0"/>
-          <w:numId w:val="5"/>
+          <w:numId w:val="6"/>
         </w:numPr>
         <w:spacing w:after="60" w:line="276"/>
       </w:pPr>
@@ -9761,6 +10455,95 @@
                 <w:szCs w:val="19"/>
               </w:rPr>
               <w:t xml:space="preserve">Desde el mes anterior + "Cargar ventas anteriores"</w:t>
+            </w:r>
+          </w:p>
+        </w:tc>
+      </w:tr>
+      <w:tr>
+        <w:tc>
+          <w:tcPr>
+            <w:tcW w:type="dxa" w:w="2200"/>
+            <w:tcBorders>
+              <w:top w:val="single" w:color="D0D0D0" w:sz="4"/>
+              <w:left w:val="single" w:color="D0D0D0" w:sz="4"/>
+              <w:bottom w:val="single" w:color="D0D0D0" w:sz="4"/>
+              <w:right w:val="single" w:color="D0D0D0" w:sz="4"/>
+            </w:tcBorders>
+            <w:shd w:fill="FFFFFF" w:color="auto" w:val="clear"/>
+            <w:tcMar>
+              <w:top w:type="dxa" w:w="60"/>
+              <w:left w:type="dxa" w:w="100"/>
+              <w:bottom w:type="dxa" w:w="60"/>
+              <w:right w:type="dxa" w:w="100"/>
+            </w:tcMar>
+          </w:tcPr>
+          <w:p>
+            <w:r>
+              <w:rPr>
+                <w:rFonts w:ascii="Arial" w:cs="Arial" w:eastAsia="Arial" w:hAnsi="Arial"/>
+                <w:color w:val="333333"/>
+                <w:sz w:val="19"/>
+                <w:szCs w:val="19"/>
+              </w:rPr>
+              <w:t xml:space="preserve">Carga de productos</w:t>
+            </w:r>
+          </w:p>
+        </w:tc>
+        <w:tc>
+          <w:tcPr>
+            <w:tcW w:type="dxa" w:w="3580"/>
+            <w:tcBorders>
+              <w:top w:val="single" w:color="D0D0D0" w:sz="4"/>
+              <w:left w:val="single" w:color="D0D0D0" w:sz="4"/>
+              <w:bottom w:val="single" w:color="D0D0D0" w:sz="4"/>
+              <w:right w:val="single" w:color="D0D0D0" w:sz="4"/>
+            </w:tcBorders>
+            <w:shd w:fill="FFFFFF" w:color="auto" w:val="clear"/>
+            <w:tcMar>
+              <w:top w:type="dxa" w:w="60"/>
+              <w:left w:type="dxa" w:w="100"/>
+              <w:bottom w:type="dxa" w:w="60"/>
+              <w:right w:type="dxa" w:w="100"/>
+            </w:tcMar>
+          </w:tcPr>
+          <w:p>
+            <w:r>
+              <w:rPr>
+                <w:rFonts w:ascii="Arial" w:cs="Arial" w:eastAsia="Arial" w:hAnsi="Arial"/>
+                <w:color w:val="333333"/>
+                <w:sz w:val="19"/>
+                <w:szCs w:val="19"/>
+              </w:rPr>
+              <w:t xml:space="preserve">De a uno, con el formulario</w:t>
+            </w:r>
+          </w:p>
+        </w:tc>
+        <w:tc>
+          <w:tcPr>
+            <w:tcW w:type="dxa" w:w="3580"/>
+            <w:tcBorders>
+              <w:top w:val="single" w:color="D0D0D0" w:sz="4"/>
+              <w:left w:val="single" w:color="D0D0D0" w:sz="4"/>
+              <w:bottom w:val="single" w:color="D0D0D0" w:sz="4"/>
+              <w:right w:val="single" w:color="D0D0D0" w:sz="4"/>
+            </w:tcBorders>
+            <w:shd w:fill="FFFFFF" w:color="auto" w:val="clear"/>
+            <w:tcMar>
+              <w:top w:type="dxa" w:w="60"/>
+              <w:left w:type="dxa" w:w="100"/>
+              <w:bottom w:type="dxa" w:w="60"/>
+              <w:right w:type="dxa" w:w="100"/>
+            </w:tcMar>
+          </w:tcPr>
+          <w:p>
+            <w:r>
+              <w:rPr>
+                <w:rFonts w:ascii="Arial" w:cs="Arial" w:eastAsia="Arial" w:hAnsi="Arial"/>
+                <w:color w:val="333333"/>
+                <w:sz w:val="19"/>
+                <w:szCs w:val="19"/>
+              </w:rPr>
+              <w:t xml:space="preserve">Carga rápida con escáner, importador (Excel/CSV/texto) y "Similar"</w:t>
             </w:r>
           </w:p>
         </w:tc>
@@ -9993,6 +10776,18 @@
     </w:lvl>
   </w:abstractNum>
   <w:abstractNum w:abstractNumId="5" w15:restartNumberingAfterBreak="0">
+    <w:multiLevelType w:val="hybridMultilevel"/>
+    <w:lvl w:ilvl="0" w:tentative="1">
+      <w:start w:val="1"/>
+      <w:numFmt w:val="decimal"/>
+      <w:lvlText w:val="%1."/>
+      <w:lvlJc w:val="left"/>
+      <w:pPr>
+        <w:ind w:left="540" w:hanging="300"/>
+      </w:pPr>
+    </w:lvl>
+  </w:abstractNum>
+  <w:abstractNum w:abstractNumId="6" w15:restartNumberingAfterBreak="0">
     <w:multiLevelType w:val="hybridMultilevel"/>
     <w:lvl w:ilvl="0" w:tentative="1">
       <w:start w:val="1"/>
@@ -10029,6 +10824,12 @@
     </w:lvlOverride>
   </w:num>
   <w:num w:numId="5">
+    <w:abstractNumId w:val="6"/>
+    <w:lvlOverride w:ilvl="0">
+      <w:startOverride w:val="1"/>
+    </w:lvlOverride>
+  </w:num>
+  <w:num w:numId="6">
     <w:abstractNumId w:val="5"/>
     <w:lvlOverride w:ilvl="0">
       <w:startOverride w:val="1"/>

--- a/RepuestoPOS_Documentacion.docx
+++ b/RepuestoPOS_Documentacion.docx
@@ -115,7 +115,7 @@
           <w:sz w:val="22"/>
           <w:szCs w:val="22"/>
         </w:rPr>
-        <w:t xml:space="preserve">2. Acceso: Login y PIN</w:t>
+        <w:t xml:space="preserve">2. Acceso</w:t>
       </w:r>
     </w:p>
     <w:p>
@@ -938,24 +938,6 @@
                 <w:sz w:val="19"/>
                 <w:szCs w:val="19"/>
               </w:rPr>
-              <w:t xml:space="preserve">) y el PIN (</w:t>
-            </w:r>
-            <w:r>
-              <w:rPr>
-                <w:rFonts w:ascii="Courier New" w:cs="Courier New" w:eastAsia="Courier New" w:hAnsi="Courier New"/>
-                <w:color w:val="333333"/>
-                <w:sz w:val="19"/>
-                <w:szCs w:val="19"/>
-              </w:rPr>
-              <w:t xml:space="preserve">APP_PIN</w:t>
-            </w:r>
-            <w:r>
-              <w:rPr>
-                <w:rFonts w:ascii="Arial" w:cs="Arial" w:eastAsia="Arial" w:hAnsi="Arial"/>
-                <w:color w:val="333333"/>
-                <w:sz w:val="19"/>
-                <w:szCs w:val="19"/>
-              </w:rPr>
               <w:t xml:space="preserve">).</w:t>
             </w:r>
           </w:p>
@@ -1217,7 +1199,7 @@
           <w:sz w:val="32"/>
           <w:szCs w:val="32"/>
         </w:rPr>
-        <w:t xml:space="preserve">2. Acceso: Login y PIN</w:t>
+        <w:t xml:space="preserve">2. Acceso</w:t>
       </w:r>
     </w:p>
     <w:p>
@@ -1231,320 +1213,42 @@
           <w:sz w:val="20"/>
           <w:szCs w:val="20"/>
         </w:rPr>
-        <w:t xml:space="preserve">La app tiene dos niveles de acceso con funciones distintas:</w:t>
-      </w:r>
-    </w:p>
-    <w:tbl>
-      <w:tblPr>
-        <w:tblW w:type="dxa" w:w="9360"/>
-        <w:tblBorders>
-          <w:top w:val="single" w:color="auto" w:sz="4"/>
-          <w:left w:val="single" w:color="auto" w:sz="4"/>
-          <w:bottom w:val="single" w:color="auto" w:sz="4"/>
-          <w:right w:val="single" w:color="auto" w:sz="4"/>
-          <w:insideH w:val="single" w:color="auto" w:sz="4"/>
-          <w:insideV w:val="single" w:color="auto" w:sz="4"/>
-        </w:tblBorders>
-      </w:tblPr>
-      <w:tblGrid>
-        <w:gridCol w:w="2400"/>
-        <w:gridCol w:w="4160"/>
-        <w:gridCol w:w="2800"/>
-      </w:tblGrid>
-      <w:tr>
-        <w:trPr>
-          <w:tblHeader/>
-        </w:trPr>
-        <w:tc>
-          <w:tcPr>
-            <w:tcW w:type="dxa" w:w="2400"/>
-            <w:tcBorders>
-              <w:top w:val="single" w:color="D0D0D0" w:sz="4"/>
-              <w:left w:val="single" w:color="D0D0D0" w:sz="4"/>
-              <w:bottom w:val="single" w:color="D0D0D0" w:sz="4"/>
-              <w:right w:val="single" w:color="D0D0D0" w:sz="4"/>
-            </w:tcBorders>
-            <w:shd w:fill="1E5AA8" w:color="auto" w:val="clear"/>
-            <w:tcMar>
-              <w:top w:type="dxa" w:w="60"/>
-              <w:left w:type="dxa" w:w="100"/>
-              <w:bottom w:type="dxa" w:w="60"/>
-              <w:right w:type="dxa" w:w="100"/>
-            </w:tcMar>
-          </w:tcPr>
-          <w:p>
-            <w:r>
-              <w:rPr>
-                <w:rFonts w:ascii="Arial" w:cs="Arial" w:eastAsia="Arial" w:hAnsi="Arial"/>
-                <w:b/>
-                <w:bCs/>
-                <w:color w:val="FFFFFF"/>
-                <w:sz w:val="18"/>
-                <w:szCs w:val="18"/>
-              </w:rPr>
-              <w:t xml:space="preserve">NIVEL</w:t>
-            </w:r>
-          </w:p>
-        </w:tc>
-        <w:tc>
-          <w:tcPr>
-            <w:tcW w:type="dxa" w:w="4160"/>
-            <w:tcBorders>
-              <w:top w:val="single" w:color="D0D0D0" w:sz="4"/>
-              <w:left w:val="single" w:color="D0D0D0" w:sz="4"/>
-              <w:bottom w:val="single" w:color="D0D0D0" w:sz="4"/>
-              <w:right w:val="single" w:color="D0D0D0" w:sz="4"/>
-            </w:tcBorders>
-            <w:shd w:fill="1E5AA8" w:color="auto" w:val="clear"/>
-            <w:tcMar>
-              <w:top w:type="dxa" w:w="60"/>
-              <w:left w:type="dxa" w:w="100"/>
-              <w:bottom w:type="dxa" w:w="60"/>
-              <w:right w:type="dxa" w:w="100"/>
-            </w:tcMar>
-          </w:tcPr>
-          <w:p>
-            <w:r>
-              <w:rPr>
-                <w:rFonts w:ascii="Arial" w:cs="Arial" w:eastAsia="Arial" w:hAnsi="Arial"/>
-                <w:b/>
-                <w:bCs/>
-                <w:color w:val="FFFFFF"/>
-                <w:sz w:val="18"/>
-                <w:szCs w:val="18"/>
-              </w:rPr>
-              <w:t xml:space="preserve">PARA QUÉ SIRVE</w:t>
-            </w:r>
-          </w:p>
-        </w:tc>
-        <w:tc>
-          <w:tcPr>
-            <w:tcW w:type="dxa" w:w="2800"/>
-            <w:tcBorders>
-              <w:top w:val="single" w:color="D0D0D0" w:sz="4"/>
-              <w:left w:val="single" w:color="D0D0D0" w:sz="4"/>
-              <w:bottom w:val="single" w:color="D0D0D0" w:sz="4"/>
-              <w:right w:val="single" w:color="D0D0D0" w:sz="4"/>
-            </w:tcBorders>
-            <w:shd w:fill="1E5AA8" w:color="auto" w:val="clear"/>
-            <w:tcMar>
-              <w:top w:type="dxa" w:w="60"/>
-              <w:left w:type="dxa" w:w="100"/>
-              <w:bottom w:type="dxa" w:w="60"/>
-              <w:right w:type="dxa" w:w="100"/>
-            </w:tcMar>
-          </w:tcPr>
-          <w:p>
-            <w:r>
-              <w:rPr>
-                <w:rFonts w:ascii="Arial" w:cs="Arial" w:eastAsia="Arial" w:hAnsi="Arial"/>
-                <w:b/>
-                <w:bCs/>
-                <w:color w:val="FFFFFF"/>
-                <w:sz w:val="18"/>
-                <w:szCs w:val="18"/>
-              </w:rPr>
-              <w:t xml:space="preserve">CUÁNDO SE PIDE</w:t>
-            </w:r>
-          </w:p>
-        </w:tc>
-      </w:tr>
-      <w:tr>
-        <w:tc>
-          <w:tcPr>
-            <w:tcW w:type="dxa" w:w="2400"/>
-            <w:tcBorders>
-              <w:top w:val="single" w:color="D0D0D0" w:sz="4"/>
-              <w:left w:val="single" w:color="D0D0D0" w:sz="4"/>
-              <w:bottom w:val="single" w:color="D0D0D0" w:sz="4"/>
-              <w:right w:val="single" w:color="D0D0D0" w:sz="4"/>
-            </w:tcBorders>
-            <w:shd w:fill="FFFFFF" w:color="auto" w:val="clear"/>
-            <w:tcMar>
-              <w:top w:type="dxa" w:w="60"/>
-              <w:left w:type="dxa" w:w="100"/>
-              <w:bottom w:type="dxa" w:w="60"/>
-              <w:right w:type="dxa" w:w="100"/>
-            </w:tcMar>
-          </w:tcPr>
-          <w:p>
-            <w:r>
-              <w:rPr>
-                <w:rFonts w:ascii="Arial" w:cs="Arial" w:eastAsia="Arial" w:hAnsi="Arial"/>
-                <w:b/>
-                <w:bCs/>
-                <w:color w:val="333333"/>
-                <w:sz w:val="19"/>
-                <w:szCs w:val="19"/>
-              </w:rPr>
-              <w:t xml:space="preserve">Login</w:t>
-            </w:r>
-            <w:r>
-              <w:rPr>
-                <w:rFonts w:ascii="Arial" w:cs="Arial" w:eastAsia="Arial" w:hAnsi="Arial"/>
-                <w:color w:val="333333"/>
-                <w:sz w:val="19"/>
-                <w:szCs w:val="19"/>
-              </w:rPr>
-              <w:t xml:space="preserve"> (email + contraseña del local)</w:t>
-            </w:r>
-          </w:p>
-        </w:tc>
-        <w:tc>
-          <w:tcPr>
-            <w:tcW w:type="dxa" w:w="4160"/>
-            <w:tcBorders>
-              <w:top w:val="single" w:color="D0D0D0" w:sz="4"/>
-              <w:left w:val="single" w:color="D0D0D0" w:sz="4"/>
-              <w:bottom w:val="single" w:color="D0D0D0" w:sz="4"/>
-              <w:right w:val="single" w:color="D0D0D0" w:sz="4"/>
-            </w:tcBorders>
-            <w:shd w:fill="FFFFFF" w:color="auto" w:val="clear"/>
-            <w:tcMar>
-              <w:top w:type="dxa" w:w="60"/>
-              <w:left w:type="dxa" w:w="100"/>
-              <w:bottom w:type="dxa" w:w="60"/>
-              <w:right w:type="dxa" w:w="100"/>
-            </w:tcMar>
-          </w:tcPr>
-          <w:p>
-            <w:r>
-              <w:rPr>
-                <w:rFonts w:ascii="Arial" w:cs="Arial" w:eastAsia="Arial" w:hAnsi="Arial"/>
-                <w:color w:val="333333"/>
-                <w:sz w:val="19"/>
-                <w:szCs w:val="19"/>
-              </w:rPr>
-              <w:t xml:space="preserve">Es lo que protege los datos. Sin sesión iniciada, la base de datos rechaza toda lectura y escritura.</w:t>
-            </w:r>
-          </w:p>
-        </w:tc>
-        <w:tc>
-          <w:tcPr>
-            <w:tcW w:type="dxa" w:w="2800"/>
-            <w:tcBorders>
-              <w:top w:val="single" w:color="D0D0D0" w:sz="4"/>
-              <w:left w:val="single" w:color="D0D0D0" w:sz="4"/>
-              <w:bottom w:val="single" w:color="D0D0D0" w:sz="4"/>
-              <w:right w:val="single" w:color="D0D0D0" w:sz="4"/>
-            </w:tcBorders>
-            <w:shd w:fill="FFFFFF" w:color="auto" w:val="clear"/>
-            <w:tcMar>
-              <w:top w:type="dxa" w:w="60"/>
-              <w:left w:type="dxa" w:w="100"/>
-              <w:bottom w:type="dxa" w:w="60"/>
-              <w:right w:type="dxa" w:w="100"/>
-            </w:tcMar>
-          </w:tcPr>
-          <w:p>
-            <w:r>
-              <w:rPr>
-                <w:rFonts w:ascii="Arial" w:cs="Arial" w:eastAsia="Arial" w:hAnsi="Arial"/>
-                <w:color w:val="333333"/>
-                <w:sz w:val="19"/>
-                <w:szCs w:val="19"/>
-              </w:rPr>
-              <w:t xml:space="preserve">La primera vez en cada PC, o si se cierra la sesión. La sesión queda guardada y se renueva sola.</w:t>
-            </w:r>
-          </w:p>
-        </w:tc>
-      </w:tr>
-      <w:tr>
-        <w:tc>
-          <w:tcPr>
-            <w:tcW w:type="dxa" w:w="2400"/>
-            <w:tcBorders>
-              <w:top w:val="single" w:color="D0D0D0" w:sz="4"/>
-              <w:left w:val="single" w:color="D0D0D0" w:sz="4"/>
-              <w:bottom w:val="single" w:color="D0D0D0" w:sz="4"/>
-              <w:right w:val="single" w:color="D0D0D0" w:sz="4"/>
-            </w:tcBorders>
-            <w:shd w:fill="F5F5F5" w:color="auto" w:val="clear"/>
-            <w:tcMar>
-              <w:top w:type="dxa" w:w="60"/>
-              <w:left w:type="dxa" w:w="100"/>
-              <w:bottom w:type="dxa" w:w="60"/>
-              <w:right w:type="dxa" w:w="100"/>
-            </w:tcMar>
-          </w:tcPr>
-          <w:p>
-            <w:r>
-              <w:rPr>
-                <w:rFonts w:ascii="Arial" w:cs="Arial" w:eastAsia="Arial" w:hAnsi="Arial"/>
-                <w:b/>
-                <w:bCs/>
-                <w:color w:val="333333"/>
-                <w:sz w:val="19"/>
-                <w:szCs w:val="19"/>
-              </w:rPr>
-              <w:t xml:space="preserve">PIN</w:t>
-            </w:r>
-          </w:p>
-        </w:tc>
-        <w:tc>
-          <w:tcPr>
-            <w:tcW w:type="dxa" w:w="4160"/>
-            <w:tcBorders>
-              <w:top w:val="single" w:color="D0D0D0" w:sz="4"/>
-              <w:left w:val="single" w:color="D0D0D0" w:sz="4"/>
-              <w:bottom w:val="single" w:color="D0D0D0" w:sz="4"/>
-              <w:right w:val="single" w:color="D0D0D0" w:sz="4"/>
-            </w:tcBorders>
-            <w:shd w:fill="F5F5F5" w:color="auto" w:val="clear"/>
-            <w:tcMar>
-              <w:top w:type="dxa" w:w="60"/>
-              <w:left w:type="dxa" w:w="100"/>
-              <w:bottom w:type="dxa" w:w="60"/>
-              <w:right w:type="dxa" w:w="100"/>
-            </w:tcMar>
-          </w:tcPr>
-          <w:p>
-            <w:r>
-              <w:rPr>
-                <w:rFonts w:ascii="Arial" w:cs="Arial" w:eastAsia="Arial" w:hAnsi="Arial"/>
-                <w:color w:val="333333"/>
-                <w:sz w:val="19"/>
-                <w:szCs w:val="19"/>
-              </w:rPr>
-              <w:t xml:space="preserve">Bloqueo rápido de pantalla cuando el operador se aleja de la caja. No cierra la sesión.</w:t>
-            </w:r>
-          </w:p>
-        </w:tc>
-        <w:tc>
-          <w:tcPr>
-            <w:tcW w:type="dxa" w:w="2800"/>
-            <w:tcBorders>
-              <w:top w:val="single" w:color="D0D0D0" w:sz="4"/>
-              <w:left w:val="single" w:color="D0D0D0" w:sz="4"/>
-              <w:bottom w:val="single" w:color="D0D0D0" w:sz="4"/>
-              <w:right w:val="single" w:color="D0D0D0" w:sz="4"/>
-            </w:tcBorders>
-            <w:shd w:fill="F5F5F5" w:color="auto" w:val="clear"/>
-            <w:tcMar>
-              <w:top w:type="dxa" w:w="60"/>
-              <w:left w:type="dxa" w:w="100"/>
-              <w:bottom w:type="dxa" w:w="60"/>
-              <w:right w:type="dxa" w:w="100"/>
-            </w:tcMar>
-          </w:tcPr>
-          <w:p>
-            <w:r>
-              <w:rPr>
-                <w:rFonts w:ascii="Arial" w:cs="Arial" w:eastAsia="Arial" w:hAnsi="Arial"/>
-                <w:color w:val="333333"/>
-                <w:sz w:val="19"/>
-                <w:szCs w:val="19"/>
-              </w:rPr>
-              <w:t xml:space="preserve">Al abrir la app y cada vez que se toca el botón 🔒 de la barra superior.</w:t>
-            </w:r>
-          </w:p>
-        </w:tc>
-      </w:tr>
-    </w:tbl>
-    <w:p>
-      <w:pPr>
-        <w:spacing w:after="120"/>
-      </w:pPr>
+        <w:t xml:space="preserve">El acceso se hace con el </w:t>
+      </w:r>
+      <w:r>
+        <w:rPr>
+          <w:rFonts w:ascii="Arial" w:cs="Arial" w:eastAsia="Arial" w:hAnsi="Arial"/>
+          <w:b/>
+          <w:bCs/>
+          <w:color w:val="333333"/>
+          <w:sz w:val="20"/>
+          <w:szCs w:val="20"/>
+        </w:rPr>
+        <w:t xml:space="preserve">email y la contraseña del local</w:t>
+      </w:r>
+      <w:r>
+        <w:rPr>
+          <w:rFonts w:ascii="Arial" w:cs="Arial" w:eastAsia="Arial" w:hAnsi="Arial"/>
+          <w:color w:val="333333"/>
+          <w:sz w:val="20"/>
+          <w:szCs w:val="20"/>
+        </w:rPr>
+        <w:t xml:space="preserve"> (Supabase Auth). Es lo que protege los datos: sin sesión iniciada, la base de datos rechaza toda lectura y escritura. Se pide la primera vez en cada PC o después de cerrar sesión; la sesión queda guardada y se renueva sola.</w:t>
+      </w:r>
+    </w:p>
+    <w:p>
+      <w:pPr>
+        <w:spacing w:after="120" w:line="276"/>
+      </w:pPr>
+      <w:r>
+        <w:rPr>
+          <w:rFonts w:ascii="Arial" w:cs="Arial" w:eastAsia="Arial" w:hAnsi="Arial"/>
+          <w:color w:val="333333"/>
+          <w:sz w:val="20"/>
+          <w:szCs w:val="20"/>
+        </w:rPr>
+        <w:t xml:space="preserve">Como el sistema lo usa solo el dueño, no hay PIN ni bloqueo de pantalla. Si en el futuro lo usan empleados, conviene cerrar sesión al dejar la PC o agregar usuarios con permisos distintos.</w:t>
+      </w:r>
     </w:p>
     <w:tbl>
       <w:tblPr>
@@ -1665,56 +1369,6 @@
                 <w:szCs w:val="20"/>
               </w:rPr>
               <w:t xml:space="preserve"> (Authentication → Sign In / Providers). Si se activa, cualquiera con esa clave podría crearse una cuenta y acceder a los datos.</w:t>
-            </w:r>
-          </w:p>
-          <w:p>
-            <w:pPr>
-              <w:spacing w:after="60"/>
-            </w:pPr>
-            <w:r>
-              <w:rPr>
-                <w:rFonts w:ascii="Arial" w:cs="Arial" w:eastAsia="Arial" w:hAnsi="Arial"/>
-                <w:color w:val="333333"/>
-                <w:sz w:val="20"/>
-                <w:szCs w:val="20"/>
-              </w:rPr>
-              <w:t xml:space="preserve">El PIN también queda visible en el código: es solo un freno contra el acceso casual. Conviene cambiar el valor por defecto </w:t>
-            </w:r>
-            <w:r>
-              <w:rPr>
-                <w:rFonts w:ascii="Courier New" w:cs="Courier New" w:eastAsia="Courier New" w:hAnsi="Courier New"/>
-                <w:color w:val="333333"/>
-                <w:sz w:val="19"/>
-                <w:szCs w:val="19"/>
-              </w:rPr>
-              <w:t xml:space="preserve">1234</w:t>
-            </w:r>
-            <w:r>
-              <w:rPr>
-                <w:rFonts w:ascii="Arial" w:cs="Arial" w:eastAsia="Arial" w:hAnsi="Arial"/>
-                <w:color w:val="333333"/>
-                <w:sz w:val="20"/>
-                <w:szCs w:val="20"/>
-              </w:rPr>
-              <w:t xml:space="preserve"> en la variable </w:t>
-            </w:r>
-            <w:r>
-              <w:rPr>
-                <w:rFonts w:ascii="Courier New" w:cs="Courier New" w:eastAsia="Courier New" w:hAnsi="Courier New"/>
-                <w:color w:val="333333"/>
-                <w:sz w:val="19"/>
-                <w:szCs w:val="19"/>
-              </w:rPr>
-              <w:t xml:space="preserve">APP_PIN</w:t>
-            </w:r>
-            <w:r>
-              <w:rPr>
-                <w:rFonts w:ascii="Arial" w:cs="Arial" w:eastAsia="Arial" w:hAnsi="Arial"/>
-                <w:color w:val="333333"/>
-                <w:sz w:val="20"/>
-                <w:szCs w:val="20"/>
-              </w:rPr>
-              <w:t xml:space="preserve">.</w:t>
             </w:r>
           </w:p>
         </w:tc>
@@ -7362,7 +7016,7 @@
                 <w:sz w:val="19"/>
                 <w:szCs w:val="19"/>
               </w:rPr>
-              <w:t xml:space="preserve">rpos_unlocked</w:t>
+              <w:t xml:space="preserve">rpos_cache_prod</w:t>
             </w:r>
           </w:p>
         </w:tc>
@@ -7391,7 +7045,7 @@
                 <w:sz w:val="19"/>
                 <w:szCs w:val="19"/>
               </w:rPr>
-              <w:t xml:space="preserve">Indica que se ingresó el PIN.</w:t>
+              <w:t xml:space="preserve">Copia del catálogo de productos.</w:t>
             </w:r>
           </w:p>
         </w:tc>
@@ -7422,7 +7076,7 @@
                 <w:sz w:val="19"/>
                 <w:szCs w:val="19"/>
               </w:rPr>
-              <w:t xml:space="preserve">rpos_cache_prod</w:t>
+              <w:t xml:space="preserve">rpos_cache_hist</w:t>
             </w:r>
           </w:p>
         </w:tc>
@@ -7451,7 +7105,7 @@
                 <w:sz w:val="19"/>
                 <w:szCs w:val="19"/>
               </w:rPr>
-              <w:t xml:space="preserve">Copia del catálogo de productos.</w:t>
+              <w:t xml:space="preserve">Copia del historial cargado.</w:t>
             </w:r>
           </w:p>
         </w:tc>
@@ -7482,7 +7136,7 @@
                 <w:sz w:val="19"/>
                 <w:szCs w:val="19"/>
               </w:rPr>
-              <w:t xml:space="preserve">rpos_cache_hist</w:t>
+              <w:t xml:space="preserve">rpos_pending_ventas</w:t>
             </w:r>
           </w:p>
         </w:tc>
@@ -7511,7 +7165,18 @@
                 <w:sz w:val="19"/>
                 <w:szCs w:val="19"/>
               </w:rPr>
-              <w:t xml:space="preserve">Copia del historial cargado.</w:t>
+              <w:t xml:space="preserve">Cola de ventas que todavía no llegaron a la base. </w:t>
+            </w:r>
+            <w:r>
+              <w:rPr>
+                <w:rFonts w:ascii="Arial" w:cs="Arial" w:eastAsia="Arial" w:hAnsi="Arial"/>
+                <w:b/>
+                <w:bCs/>
+                <w:color w:val="333333"/>
+                <w:sz w:val="19"/>
+                <w:szCs w:val="19"/>
+              </w:rPr>
+              <w:t xml:space="preserve">No borrar.</w:t>
             </w:r>
           </w:p>
         </w:tc>
@@ -7542,7 +7207,7 @@
                 <w:sz w:val="19"/>
                 <w:szCs w:val="19"/>
               </w:rPr>
-              <w:t xml:space="preserve">rpos_pending_ventas</w:t>
+              <w:t xml:space="preserve">rpos_vnum</w:t>
             </w:r>
           </w:p>
         </w:tc>
@@ -7571,18 +7236,25 @@
                 <w:sz w:val="19"/>
                 <w:szCs w:val="19"/>
               </w:rPr>
-              <w:t xml:space="preserve">Cola de ventas que todavía no llegaron a la base. </w:t>
-            </w:r>
-            <w:r>
-              <w:rPr>
-                <w:rFonts w:ascii="Arial" w:cs="Arial" w:eastAsia="Arial" w:hAnsi="Arial"/>
-                <w:b/>
-                <w:bCs/>
-                <w:color w:val="333333"/>
-                <w:sz w:val="19"/>
-                <w:szCs w:val="19"/>
-              </w:rPr>
-              <w:t xml:space="preserve">No borrar.</w:t>
+              <w:t xml:space="preserve">Contador de números provisorios (</w:t>
+            </w:r>
+            <w:r>
+              <w:rPr>
+                <w:rFonts w:ascii="Courier New" w:cs="Courier New" w:eastAsia="Courier New" w:hAnsi="Courier New"/>
+                <w:color w:val="333333"/>
+                <w:sz w:val="19"/>
+                <w:szCs w:val="19"/>
+              </w:rPr>
+              <w:t xml:space="preserve">P-xxxx</w:t>
+            </w:r>
+            <w:r>
+              <w:rPr>
+                <w:rFonts w:ascii="Arial" w:cs="Arial" w:eastAsia="Arial" w:hAnsi="Arial"/>
+                <w:color w:val="333333"/>
+                <w:sz w:val="19"/>
+                <w:szCs w:val="19"/>
+              </w:rPr>
+              <w:t xml:space="preserve">) de esa PC.</w:t>
             </w:r>
           </w:p>
         </w:tc>
@@ -7613,7 +7285,7 @@
                 <w:sz w:val="19"/>
                 <w:szCs w:val="19"/>
               </w:rPr>
-              <w:t xml:space="preserve">rpos_vnum</w:t>
+              <w:t xml:space="preserve">rpos_presnum</w:t>
             </w:r>
           </w:p>
         </w:tc>
@@ -7627,84 +7299,6 @@
               <w:right w:val="single" w:color="D0D0D0" w:sz="4"/>
             </w:tcBorders>
             <w:shd w:fill="F5F5F5" w:color="auto" w:val="clear"/>
-            <w:tcMar>
-              <w:top w:type="dxa" w:w="60"/>
-              <w:left w:type="dxa" w:w="100"/>
-              <w:bottom w:type="dxa" w:w="60"/>
-              <w:right w:type="dxa" w:w="100"/>
-            </w:tcMar>
-          </w:tcPr>
-          <w:p>
-            <w:r>
-              <w:rPr>
-                <w:rFonts w:ascii="Arial" w:cs="Arial" w:eastAsia="Arial" w:hAnsi="Arial"/>
-                <w:color w:val="333333"/>
-                <w:sz w:val="19"/>
-                <w:szCs w:val="19"/>
-              </w:rPr>
-              <w:t xml:space="preserve">Contador de números provisorios (</w:t>
-            </w:r>
-            <w:r>
-              <w:rPr>
-                <w:rFonts w:ascii="Courier New" w:cs="Courier New" w:eastAsia="Courier New" w:hAnsi="Courier New"/>
-                <w:color w:val="333333"/>
-                <w:sz w:val="19"/>
-                <w:szCs w:val="19"/>
-              </w:rPr>
-              <w:t xml:space="preserve">P-xxxx</w:t>
-            </w:r>
-            <w:r>
-              <w:rPr>
-                <w:rFonts w:ascii="Arial" w:cs="Arial" w:eastAsia="Arial" w:hAnsi="Arial"/>
-                <w:color w:val="333333"/>
-                <w:sz w:val="19"/>
-                <w:szCs w:val="19"/>
-              </w:rPr>
-              <w:t xml:space="preserve">) de esa PC.</w:t>
-            </w:r>
-          </w:p>
-        </w:tc>
-      </w:tr>
-      <w:tr>
-        <w:tc>
-          <w:tcPr>
-            <w:tcW w:type="dxa" w:w="2800"/>
-            <w:tcBorders>
-              <w:top w:val="single" w:color="D0D0D0" w:sz="4"/>
-              <w:left w:val="single" w:color="D0D0D0" w:sz="4"/>
-              <w:bottom w:val="single" w:color="D0D0D0" w:sz="4"/>
-              <w:right w:val="single" w:color="D0D0D0" w:sz="4"/>
-            </w:tcBorders>
-            <w:shd w:fill="FFFFFF" w:color="auto" w:val="clear"/>
-            <w:tcMar>
-              <w:top w:type="dxa" w:w="60"/>
-              <w:left w:type="dxa" w:w="100"/>
-              <w:bottom w:type="dxa" w:w="60"/>
-              <w:right w:type="dxa" w:w="100"/>
-            </w:tcMar>
-          </w:tcPr>
-          <w:p>
-            <w:r>
-              <w:rPr>
-                <w:rFonts w:ascii="Courier New" w:cs="Courier New" w:eastAsia="Courier New" w:hAnsi="Courier New"/>
-                <w:color w:val="333333"/>
-                <w:sz w:val="19"/>
-                <w:szCs w:val="19"/>
-              </w:rPr>
-              <w:t xml:space="preserve">rpos_presnum</w:t>
-            </w:r>
-          </w:p>
-        </w:tc>
-        <w:tc>
-          <w:tcPr>
-            <w:tcW w:type="dxa" w:w="6560"/>
-            <w:tcBorders>
-              <w:top w:val="single" w:color="D0D0D0" w:sz="4"/>
-              <w:left w:val="single" w:color="D0D0D0" w:sz="4"/>
-              <w:bottom w:val="single" w:color="D0D0D0" w:sz="4"/>
-              <w:right w:val="single" w:color="D0D0D0" w:sz="4"/>
-            </w:tcBorders>
-            <w:shd w:fill="FFFFFF" w:color="auto" w:val="clear"/>
             <w:tcMar>
               <w:top w:type="dxa" w:w="60"/>
               <w:left w:type="dxa" w:w="100"/>
@@ -9920,7 +9514,7 @@
                 <w:sz w:val="19"/>
                 <w:szCs w:val="19"/>
               </w:rPr>
-              <w:t xml:space="preserve">Login con email/contraseña + PIN de bloqueo</w:t>
+              <w:t xml:space="preserve">Login con email y contraseña (Supabase Auth)</w:t>
             </w:r>
           </w:p>
         </w:tc>

--- a/RepuestoPOS_Documentacion.docx
+++ b/RepuestoPOS_Documentacion.docx
@@ -3774,7 +3774,7 @@
                 <w:sz w:val="19"/>
                 <w:szCs w:val="19"/>
               </w:rPr>
-              <w:t xml:space="preserve">⧉ Similar</w:t>
+              <w:t xml:space="preserve">Crear similar (menú ⋯)</w:t>
             </w:r>
           </w:p>
         </w:tc>
@@ -3804,6 +3804,126 @@
                 <w:szCs w:val="19"/>
               </w:rPr>
               <w:t xml:space="preserve">Abre "Nuevo producto" con los datos de otro (para variantes del mismo repuesto). Código y stock quedan vacíos.</w:t>
+            </w:r>
+          </w:p>
+        </w:tc>
+      </w:tr>
+      <w:tr>
+        <w:tc>
+          <w:tcPr>
+            <w:tcW w:type="dxa" w:w="3400"/>
+            <w:tcBorders>
+              <w:top w:val="single" w:color="D0D0D0" w:sz="4"/>
+              <w:left w:val="single" w:color="D0D0D0" w:sz="4"/>
+              <w:bottom w:val="single" w:color="D0D0D0" w:sz="4"/>
+              <w:right w:val="single" w:color="D0D0D0" w:sz="4"/>
+            </w:tcBorders>
+            <w:shd w:fill="F5F5F5" w:color="auto" w:val="clear"/>
+            <w:tcMar>
+              <w:top w:type="dxa" w:w="60"/>
+              <w:left w:type="dxa" w:w="100"/>
+              <w:bottom w:type="dxa" w:w="60"/>
+              <w:right w:type="dxa" w:w="100"/>
+            </w:tcMar>
+          </w:tcPr>
+          <w:p>
+            <w:r>
+              <w:rPr>
+                <w:rFonts w:ascii="Arial" w:cs="Arial" w:eastAsia="Arial" w:hAnsi="Arial"/>
+                <w:color w:val="333333"/>
+                <w:sz w:val="19"/>
+                <w:szCs w:val="19"/>
+              </w:rPr>
+              <w:t xml:space="preserve">Vista Tarjetas / Lista</w:t>
+            </w:r>
+          </w:p>
+        </w:tc>
+        <w:tc>
+          <w:tcPr>
+            <w:tcW w:type="dxa" w:w="5960"/>
+            <w:tcBorders>
+              <w:top w:val="single" w:color="D0D0D0" w:sz="4"/>
+              <w:left w:val="single" w:color="D0D0D0" w:sz="4"/>
+              <w:bottom w:val="single" w:color="D0D0D0" w:sz="4"/>
+              <w:right w:val="single" w:color="D0D0D0" w:sz="4"/>
+            </w:tcBorders>
+            <w:shd w:fill="F5F5F5" w:color="auto" w:val="clear"/>
+            <w:tcMar>
+              <w:top w:type="dxa" w:w="60"/>
+              <w:left w:type="dxa" w:w="100"/>
+              <w:bottom w:type="dxa" w:w="60"/>
+              <w:right w:type="dxa" w:w="100"/>
+            </w:tcMar>
+          </w:tcPr>
+          <w:p>
+            <w:r>
+              <w:rPr>
+                <w:rFonts w:ascii="Arial" w:cs="Arial" w:eastAsia="Arial" w:hAnsi="Arial"/>
+                <w:color w:val="333333"/>
+                <w:sz w:val="19"/>
+                <w:szCs w:val="19"/>
+              </w:rPr>
+              <w:t xml:space="preserve">Botones arriba a la derecha. La lista es una tabla compacta para recorrer muchos productos; la app recuerda la vista elegida.</w:t>
+            </w:r>
+          </w:p>
+        </w:tc>
+      </w:tr>
+      <w:tr>
+        <w:tc>
+          <w:tcPr>
+            <w:tcW w:type="dxa" w:w="3400"/>
+            <w:tcBorders>
+              <w:top w:val="single" w:color="D0D0D0" w:sz="4"/>
+              <w:left w:val="single" w:color="D0D0D0" w:sz="4"/>
+              <w:bottom w:val="single" w:color="D0D0D0" w:sz="4"/>
+              <w:right w:val="single" w:color="D0D0D0" w:sz="4"/>
+            </w:tcBorders>
+            <w:shd w:fill="FFFFFF" w:color="auto" w:val="clear"/>
+            <w:tcMar>
+              <w:top w:type="dxa" w:w="60"/>
+              <w:left w:type="dxa" w:w="100"/>
+              <w:bottom w:type="dxa" w:w="60"/>
+              <w:right w:type="dxa" w:w="100"/>
+            </w:tcMar>
+          </w:tcPr>
+          <w:p>
+            <w:r>
+              <w:rPr>
+                <w:rFonts w:ascii="Arial" w:cs="Arial" w:eastAsia="Arial" w:hAnsi="Arial"/>
+                <w:color w:val="333333"/>
+                <w:sz w:val="19"/>
+                <w:szCs w:val="19"/>
+              </w:rPr>
+              <w:t xml:space="preserve">Menú ⋯</w:t>
+            </w:r>
+          </w:p>
+        </w:tc>
+        <w:tc>
+          <w:tcPr>
+            <w:tcW w:type="dxa" w:w="5960"/>
+            <w:tcBorders>
+              <w:top w:val="single" w:color="D0D0D0" w:sz="4"/>
+              <w:left w:val="single" w:color="D0D0D0" w:sz="4"/>
+              <w:bottom w:val="single" w:color="D0D0D0" w:sz="4"/>
+              <w:right w:val="single" w:color="D0D0D0" w:sz="4"/>
+            </w:tcBorders>
+            <w:shd w:fill="FFFFFF" w:color="auto" w:val="clear"/>
+            <w:tcMar>
+              <w:top w:type="dxa" w:w="60"/>
+              <w:left w:type="dxa" w:w="100"/>
+              <w:bottom w:type="dxa" w:w="60"/>
+              <w:right w:type="dxa" w:w="100"/>
+            </w:tcMar>
+          </w:tcPr>
+          <w:p>
+            <w:r>
+              <w:rPr>
+                <w:rFonts w:ascii="Arial" w:cs="Arial" w:eastAsia="Arial" w:hAnsi="Arial"/>
+                <w:color w:val="333333"/>
+                <w:sz w:val="19"/>
+                <w:szCs w:val="19"/>
+              </w:rPr>
+              <w:t xml:space="preserve">En cada producto: Editar, Crear similar, Mover al negocio (si hay depósito) y Eliminar.</w:t>
             </w:r>
           </w:p>
         </w:tc>
@@ -3822,7 +3942,7 @@
           <w:sz w:val="22"/>
           <w:szCs w:val="22"/>
         </w:rPr>
-        <w:t xml:space="preserve">⚡ Carga rápida con escáner</w:t>
+        <w:t xml:space="preserve">Carga rápida con escáner</w:t>
       </w:r>
     </w:p>
     <w:p>
@@ -4156,7 +4276,7 @@
           <w:sz w:val="22"/>
           <w:szCs w:val="22"/>
         </w:rPr>
-        <w:t xml:space="preserve">📥 Importar productos</w:t>
+        <w:t xml:space="preserve">Importar productos</w:t>
       </w:r>
     </w:p>
     <w:p>
